--- a/Documentos/Manual_Tecnico_SARC.docx
+++ b/Documentos/Manual_Tecnico_SARC.docx
@@ -727,7 +727,6 @@
         </w:rPr>
         <w:t xml:space="preserve"> actual es funcional como prototipo web con persistencia Firebase; no implementa inteligencia artificial avanzada ni </w:t>
       </w:r>
-      <w:proofErr w:type="spellStart"/>
       <w:r>
         <w:rPr>
           <w:rFonts w:cs="Arial"/>
@@ -764,7 +763,6 @@
         </w:rPr>
         <w:t>t</w:t>
       </w:r>
-      <w:proofErr w:type="spellEnd"/>
       <w:r>
         <w:rPr>
           <w:rFonts w:cs="Arial"/>
@@ -914,67 +912,7 @@
           <w:szCs w:val="24"/>
           <w:lang w:val="es-CO"/>
         </w:rPr>
-        <w:t xml:space="preserve">Aunque el proyecto no usa un </w:t>
-      </w:r>
-      <w:proofErr w:type="spellStart"/>
-      <w:r>
-        <w:rPr>
-          <w:rFonts w:cs="Arial"/>
-          <w:sz w:val="24"/>
-          <w:szCs w:val="24"/>
-          <w:lang w:val="es-CO"/>
-        </w:rPr>
-        <w:t>framework</w:t>
-      </w:r>
-      <w:proofErr w:type="spellEnd"/>
-      <w:r>
-        <w:rPr>
-          <w:rFonts w:cs="Arial"/>
-          <w:sz w:val="24"/>
-          <w:szCs w:val="24"/>
-          <w:lang w:val="es-CO"/>
-        </w:rPr>
-        <w:t xml:space="preserve"> MVC formal, se documenta como arquitectura modular inspirada en MVC: el modelo corresponde a </w:t>
-      </w:r>
-      <w:proofErr w:type="spellStart"/>
-      <w:r>
-        <w:rPr>
-          <w:rFonts w:cs="Arial"/>
-          <w:sz w:val="24"/>
-          <w:szCs w:val="24"/>
-          <w:lang w:val="es-CO"/>
-        </w:rPr>
-        <w:t>state.db</w:t>
-      </w:r>
-      <w:proofErr w:type="spellEnd"/>
-      <w:r>
-        <w:rPr>
-          <w:rFonts w:cs="Arial"/>
-          <w:sz w:val="24"/>
-          <w:szCs w:val="24"/>
-          <w:lang w:val="es-CO"/>
-        </w:rPr>
-        <w:t xml:space="preserve">, </w:t>
-      </w:r>
-      <w:proofErr w:type="spellStart"/>
-      <w:r>
-        <w:rPr>
-          <w:rFonts w:cs="Arial"/>
-          <w:sz w:val="24"/>
-          <w:szCs w:val="24"/>
-          <w:lang w:val="es-CO"/>
-        </w:rPr>
-        <w:t>defaultDatabase</w:t>
-      </w:r>
-      <w:proofErr w:type="spellEnd"/>
-      <w:r>
-        <w:rPr>
-          <w:rFonts w:cs="Arial"/>
-          <w:sz w:val="24"/>
-          <w:szCs w:val="24"/>
-          <w:lang w:val="es-CO"/>
-        </w:rPr>
-        <w:t xml:space="preserve"> y Firestore; la vista corresponde a las plantillas HTML y hojas CSS; y los controladores son los módulos JavaScript que enlazan eventos, validan datos y ejecutan acciones.</w:t>
+        <w:t>Aunque el proyecto no usa un framework MVC formal, se documenta como arquitectura modular inspirada en MVC: el modelo corresponde a state.db, defaultDatabase y Firestore; la vista corresponde a las plantillas HTML y hojas CSS; y los controladores son los módulos JavaScript que enlazan eventos, validan datos y ejecutan acciones.</w:t>
       </w:r>
     </w:p>
     <w:p>
@@ -1253,27 +1191,7 @@
                 <w:szCs w:val="18"/>
                 <w:lang w:val="es-CO"/>
               </w:rPr>
-              <w:t xml:space="preserve">Estilos globales, </w:t>
-            </w:r>
-            <w:proofErr w:type="spellStart"/>
-            <w:r>
-              <w:rPr>
-                <w:rFonts w:cs="Arial"/>
-                <w:sz w:val="18"/>
-                <w:szCs w:val="18"/>
-                <w:lang w:val="es-CO"/>
-              </w:rPr>
-              <w:t>layout</w:t>
-            </w:r>
-            <w:proofErr w:type="spellEnd"/>
-            <w:r>
-              <w:rPr>
-                <w:rFonts w:cs="Arial"/>
-                <w:sz w:val="18"/>
-                <w:szCs w:val="18"/>
-                <w:lang w:val="es-CO"/>
-              </w:rPr>
-              <w:t xml:space="preserve">, componentes y estilos </w:t>
+              <w:t xml:space="preserve">Estilos globales, layout, componentes y estilos </w:t>
             </w:r>
             <w:r>
               <w:rPr>
@@ -1554,27 +1472,7 @@
                 <w:szCs w:val="18"/>
                 <w:lang w:val="es-CO"/>
               </w:rPr>
-              <w:t xml:space="preserve">Importado dinámicamente desde </w:t>
-            </w:r>
-            <w:proofErr w:type="spellStart"/>
-            <w:r>
-              <w:rPr>
-                <w:rFonts w:cs="Arial"/>
-                <w:sz w:val="18"/>
-                <w:szCs w:val="18"/>
-                <w:lang w:val="es-CO"/>
-              </w:rPr>
-              <w:t>gstatic</w:t>
-            </w:r>
-            <w:proofErr w:type="spellEnd"/>
-            <w:r>
-              <w:rPr>
-                <w:rFonts w:cs="Arial"/>
-                <w:sz w:val="18"/>
-                <w:szCs w:val="18"/>
-                <w:lang w:val="es-CO"/>
-              </w:rPr>
-              <w:t xml:space="preserve"> en firebase-service.js.</w:t>
+              <w:t>Importado dinámicamente desde gstatic en firebase-service.js.</w:t>
             </w:r>
           </w:p>
         </w:tc>
@@ -1606,19 +1504,8 @@
                 <w:szCs w:val="18"/>
                 <w:lang w:val="es-CO"/>
               </w:rPr>
-              <w:t xml:space="preserve">Python </w:t>
+              <w:t>Python http.server</w:t>
             </w:r>
-            <w:proofErr w:type="spellStart"/>
-            <w:r>
-              <w:rPr>
-                <w:rFonts w:cs="Arial"/>
-                <w:sz w:val="18"/>
-                <w:szCs w:val="18"/>
-                <w:lang w:val="es-CO"/>
-              </w:rPr>
-              <w:t>http.server</w:t>
-            </w:r>
-            <w:proofErr w:type="spellEnd"/>
           </w:p>
         </w:tc>
         <w:tc>
@@ -2939,27 +2826,7 @@
                 <w:szCs w:val="18"/>
                 <w:lang w:val="es-CO"/>
               </w:rPr>
-              <w:t xml:space="preserve">, cupos y refresco del </w:t>
-            </w:r>
-            <w:proofErr w:type="spellStart"/>
-            <w:r>
-              <w:rPr>
-                <w:rFonts w:cs="Arial"/>
-                <w:sz w:val="18"/>
-                <w:szCs w:val="18"/>
-                <w:lang w:val="es-CO"/>
-              </w:rPr>
-              <w:t>dashboard</w:t>
-            </w:r>
-            <w:proofErr w:type="spellEnd"/>
-            <w:r>
-              <w:rPr>
-                <w:rFonts w:cs="Arial"/>
-                <w:sz w:val="18"/>
-                <w:szCs w:val="18"/>
-                <w:lang w:val="es-CO"/>
-              </w:rPr>
-              <w:t>.</w:t>
+              <w:t>, cupos y refresco del dashboard.</w:t>
             </w:r>
           </w:p>
         </w:tc>
@@ -3147,27 +3014,7 @@
                 <w:szCs w:val="18"/>
                 <w:lang w:val="es-CO"/>
               </w:rPr>
-              <w:t xml:space="preserve">Servidor local de archivos estáticos con MIME </w:t>
-            </w:r>
-            <w:proofErr w:type="spellStart"/>
-            <w:r>
-              <w:rPr>
-                <w:rFonts w:cs="Arial"/>
-                <w:sz w:val="18"/>
-                <w:szCs w:val="18"/>
-                <w:lang w:val="es-CO"/>
-              </w:rPr>
-              <w:t>types</w:t>
-            </w:r>
-            <w:proofErr w:type="spellEnd"/>
-            <w:r>
-              <w:rPr>
-                <w:rFonts w:cs="Arial"/>
-                <w:sz w:val="18"/>
-                <w:szCs w:val="18"/>
-                <w:lang w:val="es-CO"/>
-              </w:rPr>
-              <w:t xml:space="preserve"> y cabeceras de desarrollo.</w:t>
+              <w:t>Servidor local de archivos estáticos con MIME types y cabeceras de desarrollo.</w:t>
             </w:r>
           </w:p>
         </w:tc>
@@ -3256,27 +3103,7 @@
           <w:szCs w:val="24"/>
           <w:lang w:val="es-CO"/>
         </w:rPr>
-        <w:t xml:space="preserve"> existe, se habilita el </w:t>
-      </w:r>
-      <w:proofErr w:type="spellStart"/>
-      <w:r>
-        <w:rPr>
-          <w:rFonts w:cs="Arial"/>
-          <w:sz w:val="24"/>
-          <w:szCs w:val="24"/>
-          <w:lang w:val="es-CO"/>
-        </w:rPr>
-        <w:t>dashboard</w:t>
-      </w:r>
-      <w:proofErr w:type="spellEnd"/>
-      <w:r>
-        <w:rPr>
-          <w:rFonts w:cs="Arial"/>
-          <w:sz w:val="24"/>
-          <w:szCs w:val="24"/>
-          <w:lang w:val="es-CO"/>
-        </w:rPr>
-        <w:t xml:space="preserve"> y las vistas internas.</w:t>
+        <w:t xml:space="preserve"> existe, se habilita el dashboard y las vistas internas.</w:t>
       </w:r>
     </w:p>
     <w:p>
@@ -3308,47 +3135,7 @@
           <w:szCs w:val="24"/>
           <w:lang w:val="es-CO"/>
         </w:rPr>
-        <w:t xml:space="preserve">login.js valida formulario, usa </w:t>
-      </w:r>
-      <w:proofErr w:type="spellStart"/>
-      <w:r>
-        <w:rPr>
-          <w:rFonts w:cs="Arial"/>
-          <w:sz w:val="24"/>
-          <w:szCs w:val="24"/>
-          <w:lang w:val="es-CO"/>
-        </w:rPr>
-        <w:t>loginWithEmail</w:t>
-      </w:r>
-      <w:proofErr w:type="spellEnd"/>
-      <w:r>
-        <w:rPr>
-          <w:rFonts w:cs="Arial"/>
-          <w:sz w:val="24"/>
-          <w:szCs w:val="24"/>
-          <w:lang w:val="es-CO"/>
-        </w:rPr>
-        <w:t xml:space="preserve">() y carga datos con </w:t>
-      </w:r>
-      <w:proofErr w:type="spellStart"/>
-      <w:r>
-        <w:rPr>
-          <w:rFonts w:cs="Arial"/>
-          <w:sz w:val="24"/>
-          <w:szCs w:val="24"/>
-          <w:lang w:val="es-CO"/>
-        </w:rPr>
-        <w:t>loadDatabaseForUser</w:t>
-      </w:r>
-      <w:proofErr w:type="spellEnd"/>
-      <w:r>
-        <w:rPr>
-          <w:rFonts w:cs="Arial"/>
-          <w:sz w:val="24"/>
-          <w:szCs w:val="24"/>
-          <w:lang w:val="es-CO"/>
-        </w:rPr>
-        <w:t>().</w:t>
+        <w:t>login.js valida formulario, usa loginWithEmail() y carga datos con loadDatabaseForUser().</w:t>
       </w:r>
     </w:p>
     <w:p>
@@ -3412,47 +3199,7 @@
           <w:szCs w:val="24"/>
           <w:lang w:val="es-CO"/>
         </w:rPr>
-        <w:t xml:space="preserve"> courses.js valida curso, cupos y estado </w:t>
-      </w:r>
-      <w:proofErr w:type="spellStart"/>
-      <w:r>
-        <w:rPr>
-          <w:rFonts w:cs="Arial"/>
-          <w:sz w:val="24"/>
-          <w:szCs w:val="24"/>
-          <w:lang w:val="es-CO"/>
-        </w:rPr>
-        <w:t>registered</w:t>
-      </w:r>
-      <w:proofErr w:type="spellEnd"/>
-      <w:r>
-        <w:rPr>
-          <w:rFonts w:cs="Arial"/>
-          <w:sz w:val="24"/>
-          <w:szCs w:val="24"/>
-          <w:lang w:val="es-CO"/>
-        </w:rPr>
-        <w:t xml:space="preserve">; luego actualiza </w:t>
-      </w:r>
-      <w:proofErr w:type="spellStart"/>
-      <w:r>
-        <w:rPr>
-          <w:rFonts w:cs="Arial"/>
-          <w:sz w:val="24"/>
-          <w:szCs w:val="24"/>
-          <w:lang w:val="es-CO"/>
-        </w:rPr>
-        <w:t>state.db</w:t>
-      </w:r>
-      <w:proofErr w:type="spellEnd"/>
-      <w:r>
-        <w:rPr>
-          <w:rFonts w:cs="Arial"/>
-          <w:sz w:val="24"/>
-          <w:szCs w:val="24"/>
-          <w:lang w:val="es-CO"/>
-        </w:rPr>
-        <w:t xml:space="preserve"> y guarda en Firestore.</w:t>
+        <w:t xml:space="preserve"> courses.js valida curso, cupos y estado registered; luego actualiza state.db y guarda en Firestore.</w:t>
       </w:r>
     </w:p>
     <w:p>
@@ -3553,27 +3300,7 @@
           <w:szCs w:val="24"/>
           <w:lang w:val="es-CO"/>
         </w:rPr>
-        <w:t xml:space="preserve"> navigation.js modifica </w:t>
-      </w:r>
-      <w:proofErr w:type="spellStart"/>
-      <w:r>
-        <w:rPr>
-          <w:rFonts w:cs="Arial"/>
-          <w:sz w:val="24"/>
-          <w:szCs w:val="24"/>
-          <w:lang w:val="es-CO"/>
-        </w:rPr>
-        <w:t>window.location.hash</w:t>
-      </w:r>
-      <w:proofErr w:type="spellEnd"/>
-      <w:r>
-        <w:rPr>
-          <w:rFonts w:cs="Arial"/>
-          <w:sz w:val="24"/>
-          <w:szCs w:val="24"/>
-          <w:lang w:val="es-CO"/>
-        </w:rPr>
-        <w:t xml:space="preserve"> y app.js renderiza la vista correspondiente.</w:t>
+        <w:t xml:space="preserve"> navigation.js modifica window.location.hash y app.js renderiza la vista correspondiente.</w:t>
       </w:r>
     </w:p>
     <w:p>
@@ -3623,47 +3350,7 @@
           <w:szCs w:val="24"/>
           <w:lang w:val="es-CO"/>
         </w:rPr>
-        <w:t xml:space="preserve">Las vistas modifican </w:t>
-      </w:r>
-      <w:proofErr w:type="spellStart"/>
-      <w:r>
-        <w:rPr>
-          <w:rFonts w:cs="Arial"/>
-          <w:sz w:val="24"/>
-          <w:szCs w:val="24"/>
-          <w:lang w:val="es-CO"/>
-        </w:rPr>
-        <w:t>state.db</w:t>
-      </w:r>
-      <w:proofErr w:type="spellEnd"/>
-      <w:r>
-        <w:rPr>
-          <w:rFonts w:cs="Arial"/>
-          <w:sz w:val="24"/>
-          <w:szCs w:val="24"/>
-          <w:lang w:val="es-CO"/>
-        </w:rPr>
-        <w:t xml:space="preserve"> y delegan la persistencia en </w:t>
-      </w:r>
-      <w:proofErr w:type="spellStart"/>
-      <w:r>
-        <w:rPr>
-          <w:rFonts w:cs="Arial"/>
-          <w:sz w:val="24"/>
-          <w:szCs w:val="24"/>
-          <w:lang w:val="es-CO"/>
-        </w:rPr>
-        <w:t>saveDatabase</w:t>
-      </w:r>
-      <w:proofErr w:type="spellEnd"/>
-      <w:r>
-        <w:rPr>
-          <w:rFonts w:cs="Arial"/>
-          <w:sz w:val="24"/>
-          <w:szCs w:val="24"/>
-          <w:lang w:val="es-CO"/>
-        </w:rPr>
-        <w:t xml:space="preserve">(), que utiliza firebase-service.js. Firebase Authentication administra credenciales y </w:t>
+        <w:t xml:space="preserve">Las vistas modifican state.db y delegan la persistencia en saveDatabase(), que utiliza firebase-service.js. Firebase Authentication administra credenciales y </w:t>
       </w:r>
       <w:r>
         <w:rPr>
@@ -4019,107 +3706,7 @@
                 <w:szCs w:val="18"/>
                 <w:lang w:val="es-CO"/>
               </w:rPr>
-              <w:t>Documento usuarios/{</w:t>
-            </w:r>
-            <w:proofErr w:type="spellStart"/>
-            <w:r>
-              <w:rPr>
-                <w:rFonts w:cs="Arial"/>
-                <w:sz w:val="18"/>
-                <w:szCs w:val="18"/>
-                <w:lang w:val="es-CO"/>
-              </w:rPr>
-              <w:t>uid</w:t>
-            </w:r>
-            <w:proofErr w:type="spellEnd"/>
-            <w:r>
-              <w:rPr>
-                <w:rFonts w:cs="Arial"/>
-                <w:sz w:val="18"/>
-                <w:szCs w:val="18"/>
-                <w:lang w:val="es-CO"/>
-              </w:rPr>
-              <w:t xml:space="preserve">}; incluye email, name, </w:t>
-            </w:r>
-            <w:proofErr w:type="spellStart"/>
-            <w:r>
-              <w:rPr>
-                <w:rFonts w:cs="Arial"/>
-                <w:sz w:val="18"/>
-                <w:szCs w:val="18"/>
-                <w:lang w:val="es-CO"/>
-              </w:rPr>
-              <w:t>faculty</w:t>
-            </w:r>
-            <w:proofErr w:type="spellEnd"/>
-            <w:r>
-              <w:rPr>
-                <w:rFonts w:cs="Arial"/>
-                <w:sz w:val="18"/>
-                <w:szCs w:val="18"/>
-                <w:lang w:val="es-CO"/>
-              </w:rPr>
-              <w:t xml:space="preserve">, </w:t>
-            </w:r>
-            <w:proofErr w:type="spellStart"/>
-            <w:r>
-              <w:rPr>
-                <w:rFonts w:cs="Arial"/>
-                <w:sz w:val="18"/>
-                <w:szCs w:val="18"/>
-                <w:lang w:val="es-CO"/>
-              </w:rPr>
-              <w:t>career</w:t>
-            </w:r>
-            <w:proofErr w:type="spellEnd"/>
-            <w:r>
-              <w:rPr>
-                <w:rFonts w:cs="Arial"/>
-                <w:sz w:val="18"/>
-                <w:szCs w:val="18"/>
-                <w:lang w:val="es-CO"/>
-              </w:rPr>
-              <w:t xml:space="preserve">, </w:t>
-            </w:r>
-            <w:proofErr w:type="spellStart"/>
-            <w:r>
-              <w:rPr>
-                <w:rFonts w:cs="Arial"/>
-                <w:sz w:val="18"/>
-                <w:szCs w:val="18"/>
-                <w:lang w:val="es-CO"/>
-              </w:rPr>
-              <w:t>semester</w:t>
-            </w:r>
-            <w:proofErr w:type="spellEnd"/>
-            <w:r>
-              <w:rPr>
-                <w:rFonts w:cs="Arial"/>
-                <w:sz w:val="18"/>
-                <w:szCs w:val="18"/>
-                <w:lang w:val="es-CO"/>
-              </w:rPr>
-              <w:t xml:space="preserve">, </w:t>
-            </w:r>
-            <w:proofErr w:type="spellStart"/>
-            <w:r>
-              <w:rPr>
-                <w:rFonts w:cs="Arial"/>
-                <w:sz w:val="18"/>
-                <w:szCs w:val="18"/>
-                <w:lang w:val="es-CO"/>
-              </w:rPr>
-              <w:t>modality</w:t>
-            </w:r>
-            <w:proofErr w:type="spellEnd"/>
-            <w:r>
-              <w:rPr>
-                <w:rFonts w:cs="Arial"/>
-                <w:sz w:val="18"/>
-                <w:szCs w:val="18"/>
-                <w:lang w:val="es-CO"/>
-              </w:rPr>
-              <w:t>, avatar y userId.</w:t>
+              <w:t>Documento usuarios/{uid}; incluye email, name, faculty, career, semester, modality, avatar y userId.</w:t>
             </w:r>
           </w:p>
         </w:tc>
@@ -4176,47 +3763,7 @@
                 <w:szCs w:val="18"/>
                 <w:lang w:val="es-CO"/>
               </w:rPr>
-              <w:t>Documento cursos/{</w:t>
-            </w:r>
-            <w:proofErr w:type="spellStart"/>
-            <w:r>
-              <w:rPr>
-                <w:rFonts w:cs="Arial"/>
-                <w:sz w:val="18"/>
-                <w:szCs w:val="18"/>
-                <w:lang w:val="es-CO"/>
-              </w:rPr>
-              <w:t>uid</w:t>
-            </w:r>
-            <w:proofErr w:type="spellEnd"/>
-            <w:r>
-              <w:rPr>
-                <w:rFonts w:cs="Arial"/>
-                <w:sz w:val="18"/>
-                <w:szCs w:val="18"/>
-                <w:lang w:val="es-CO"/>
-              </w:rPr>
-              <w:t>}_{</w:t>
-            </w:r>
-            <w:proofErr w:type="spellStart"/>
-            <w:r>
-              <w:rPr>
-                <w:rFonts w:cs="Arial"/>
-                <w:sz w:val="18"/>
-                <w:szCs w:val="18"/>
-                <w:lang w:val="es-CO"/>
-              </w:rPr>
-              <w:t>courseId</w:t>
-            </w:r>
-            <w:proofErr w:type="spellEnd"/>
-            <w:r>
-              <w:rPr>
-                <w:rFonts w:cs="Arial"/>
-                <w:sz w:val="18"/>
-                <w:szCs w:val="18"/>
-                <w:lang w:val="es-CO"/>
-              </w:rPr>
-              <w:t xml:space="preserve">}; incluye </w:t>
+              <w:t xml:space="preserve">Documento cursos/{uid}_{courseId}; incluye </w:t>
             </w:r>
             <w:r>
               <w:rPr>
@@ -4282,131 +3829,13 @@
                 <w:szCs w:val="18"/>
               </w:rPr>
             </w:pPr>
-            <w:proofErr w:type="spellStart"/>
             <w:r>
               <w:rPr>
                 <w:rFonts w:cs="Arial"/>
                 <w:sz w:val="18"/>
                 <w:szCs w:val="18"/>
               </w:rPr>
-              <w:t>Documento</w:t>
-            </w:r>
-            <w:proofErr w:type="spellEnd"/>
-            <w:r>
-              <w:rPr>
-                <w:rFonts w:cs="Arial"/>
-                <w:sz w:val="18"/>
-                <w:szCs w:val="18"/>
-              </w:rPr>
-              <w:t xml:space="preserve"> </w:t>
-            </w:r>
-            <w:proofErr w:type="spellStart"/>
-            <w:r>
-              <w:rPr>
-                <w:rFonts w:cs="Arial"/>
-                <w:sz w:val="18"/>
-                <w:szCs w:val="18"/>
-              </w:rPr>
-              <w:t>recomendaciones</w:t>
-            </w:r>
-            <w:proofErr w:type="spellEnd"/>
-            <w:r>
-              <w:rPr>
-                <w:rFonts w:cs="Arial"/>
-                <w:sz w:val="18"/>
-                <w:szCs w:val="18"/>
-              </w:rPr>
-              <w:t>/{</w:t>
-            </w:r>
-            <w:proofErr w:type="spellStart"/>
-            <w:r>
-              <w:rPr>
-                <w:rFonts w:cs="Arial"/>
-                <w:sz w:val="18"/>
-                <w:szCs w:val="18"/>
-              </w:rPr>
-              <w:t>uid</w:t>
-            </w:r>
-            <w:proofErr w:type="spellEnd"/>
-            <w:r>
-              <w:rPr>
-                <w:rFonts w:cs="Arial"/>
-                <w:sz w:val="18"/>
-                <w:szCs w:val="18"/>
-              </w:rPr>
-              <w:t>}_{</w:t>
-            </w:r>
-            <w:proofErr w:type="spellStart"/>
-            <w:r>
-              <w:rPr>
-                <w:rFonts w:cs="Arial"/>
-                <w:sz w:val="18"/>
-                <w:szCs w:val="18"/>
-              </w:rPr>
-              <w:t>courseId</w:t>
-            </w:r>
-            <w:proofErr w:type="spellEnd"/>
-            <w:r>
-              <w:rPr>
-                <w:rFonts w:cs="Arial"/>
-                <w:sz w:val="18"/>
-                <w:szCs w:val="18"/>
-              </w:rPr>
-              <w:t xml:space="preserve">}; </w:t>
-            </w:r>
-            <w:proofErr w:type="spellStart"/>
-            <w:r>
-              <w:rPr>
-                <w:rFonts w:cs="Arial"/>
-                <w:sz w:val="18"/>
-                <w:szCs w:val="18"/>
-              </w:rPr>
-              <w:t>guarda</w:t>
-            </w:r>
-            <w:proofErr w:type="spellEnd"/>
-            <w:r>
-              <w:rPr>
-                <w:rFonts w:cs="Arial"/>
-                <w:sz w:val="18"/>
-                <w:szCs w:val="18"/>
-              </w:rPr>
-              <w:t xml:space="preserve"> </w:t>
-            </w:r>
-            <w:proofErr w:type="spellStart"/>
-            <w:r>
-              <w:rPr>
-                <w:rFonts w:cs="Arial"/>
-                <w:sz w:val="18"/>
-                <w:szCs w:val="18"/>
-              </w:rPr>
-              <w:t>courseId</w:t>
-            </w:r>
-            <w:proofErr w:type="spellEnd"/>
-            <w:r>
-              <w:rPr>
-                <w:rFonts w:cs="Arial"/>
-                <w:sz w:val="18"/>
-                <w:szCs w:val="18"/>
-              </w:rPr>
-              <w:t xml:space="preserve">, </w:t>
-            </w:r>
-            <w:proofErr w:type="spellStart"/>
-            <w:r>
-              <w:rPr>
-                <w:rFonts w:cs="Arial"/>
-                <w:sz w:val="18"/>
-                <w:szCs w:val="18"/>
-              </w:rPr>
-              <w:t>courseName</w:t>
-            </w:r>
-            <w:proofErr w:type="spellEnd"/>
-            <w:r>
-              <w:rPr>
-                <w:rFonts w:cs="Arial"/>
-                <w:sz w:val="18"/>
-                <w:szCs w:val="18"/>
-              </w:rPr>
-              <w:t>, recommendation y alternatives.</w:t>
+              <w:t>Documento recomendaciones/{uid}_{courseId}; guarda courseId, courseName, recommendation y alternatives.</w:t>
             </w:r>
           </w:p>
         </w:tc>
@@ -4481,47 +3910,7 @@
                 <w:szCs w:val="18"/>
                 <w:lang w:val="es-CO"/>
               </w:rPr>
-              <w:t xml:space="preserve"> separada; se representa en cada curso con </w:t>
-            </w:r>
-            <w:proofErr w:type="spellStart"/>
-            <w:r>
-              <w:rPr>
-                <w:rFonts w:cs="Arial"/>
-                <w:sz w:val="18"/>
-                <w:szCs w:val="18"/>
-                <w:lang w:val="es-CO"/>
-              </w:rPr>
-              <w:t>enrolled</w:t>
-            </w:r>
-            <w:proofErr w:type="spellEnd"/>
-            <w:r>
-              <w:rPr>
-                <w:rFonts w:cs="Arial"/>
-                <w:sz w:val="18"/>
-                <w:szCs w:val="18"/>
-                <w:lang w:val="es-CO"/>
-              </w:rPr>
-              <w:t xml:space="preserve"> y </w:t>
-            </w:r>
-            <w:proofErr w:type="spellStart"/>
-            <w:r>
-              <w:rPr>
-                <w:rFonts w:cs="Arial"/>
-                <w:sz w:val="18"/>
-                <w:szCs w:val="18"/>
-                <w:lang w:val="es-CO"/>
-              </w:rPr>
-              <w:t>registered</w:t>
-            </w:r>
-            <w:proofErr w:type="spellEnd"/>
-            <w:r>
-              <w:rPr>
-                <w:rFonts w:cs="Arial"/>
-                <w:sz w:val="18"/>
-                <w:szCs w:val="18"/>
-                <w:lang w:val="es-CO"/>
-              </w:rPr>
-              <w:t>.</w:t>
+              <w:t xml:space="preserve"> separada; se representa en cada curso con enrolled y registered.</w:t>
             </w:r>
           </w:p>
         </w:tc>
@@ -4595,87 +3984,7 @@
                 <w:szCs w:val="18"/>
                 <w:lang w:val="es-CO"/>
               </w:rPr>
-              <w:t xml:space="preserve"> separada; se almacena dentro del curso con </w:t>
-            </w:r>
-            <w:proofErr w:type="spellStart"/>
-            <w:r>
-              <w:rPr>
-                <w:rFonts w:cs="Arial"/>
-                <w:sz w:val="18"/>
-                <w:szCs w:val="18"/>
-                <w:lang w:val="es-CO"/>
-              </w:rPr>
-              <w:t>progress</w:t>
-            </w:r>
-            <w:proofErr w:type="spellEnd"/>
-            <w:r>
-              <w:rPr>
-                <w:rFonts w:cs="Arial"/>
-                <w:sz w:val="18"/>
-                <w:szCs w:val="18"/>
-                <w:lang w:val="es-CO"/>
-              </w:rPr>
-              <w:t xml:space="preserve">, </w:t>
-            </w:r>
-            <w:proofErr w:type="spellStart"/>
-            <w:r>
-              <w:rPr>
-                <w:rFonts w:cs="Arial"/>
-                <w:sz w:val="18"/>
-                <w:szCs w:val="18"/>
-                <w:lang w:val="es-CO"/>
-              </w:rPr>
-              <w:t>lessons</w:t>
-            </w:r>
-            <w:proofErr w:type="spellEnd"/>
-            <w:r>
-              <w:rPr>
-                <w:rFonts w:cs="Arial"/>
-                <w:sz w:val="18"/>
-                <w:szCs w:val="18"/>
-                <w:lang w:val="es-CO"/>
-              </w:rPr>
-              <w:t xml:space="preserve">, </w:t>
-            </w:r>
-            <w:proofErr w:type="spellStart"/>
-            <w:r>
-              <w:rPr>
-                <w:rFonts w:cs="Arial"/>
-                <w:sz w:val="18"/>
-                <w:szCs w:val="18"/>
-                <w:lang w:val="es-CO"/>
-              </w:rPr>
-              <w:t>activities</w:t>
-            </w:r>
-            <w:proofErr w:type="spellEnd"/>
-            <w:r>
-              <w:rPr>
-                <w:rFonts w:cs="Arial"/>
-                <w:sz w:val="18"/>
-                <w:szCs w:val="18"/>
-                <w:lang w:val="es-CO"/>
-              </w:rPr>
-              <w:t xml:space="preserve"> y </w:t>
-            </w:r>
-            <w:proofErr w:type="spellStart"/>
-            <w:r>
-              <w:rPr>
-                <w:rFonts w:cs="Arial"/>
-                <w:sz w:val="18"/>
-                <w:szCs w:val="18"/>
-                <w:lang w:val="es-CO"/>
-              </w:rPr>
-              <w:t>average</w:t>
-            </w:r>
-            <w:proofErr w:type="spellEnd"/>
-            <w:r>
-              <w:rPr>
-                <w:rFonts w:cs="Arial"/>
-                <w:sz w:val="18"/>
-                <w:szCs w:val="18"/>
-                <w:lang w:val="es-CO"/>
-              </w:rPr>
-              <w:t>.</w:t>
+              <w:t xml:space="preserve"> separada; se almacena dentro del curso con progress, lessons, activities y average.</w:t>
             </w:r>
           </w:p>
         </w:tc>
@@ -4848,23 +4157,71 @@
                 <w:sz w:val="18"/>
                 <w:szCs w:val="18"/>
               </w:rPr>
-              <w:t xml:space="preserve">Chrome, Edge, Firefox y Safari </w:t>
+              <w:t>Chrome, Edge, Firefox y Safari modernos.</w:t>
             </w:r>
-            <w:proofErr w:type="spellStart"/>
-            <w:r>
+          </w:p>
+        </w:tc>
+      </w:tr>
+      <w:tr>
+        <w:trPr>
+          <w:jc w:val="center"/>
+        </w:trPr>
+        <w:tc>
+          <w:tcPr>
+            <w:tcW w:w="2235" w:type="dxa"/>
+            <w:shd w:val="clear" w:color="auto" w:fill="EAF3FA"/>
+            <w:vAlign w:val="center"/>
+          </w:tcPr>
+          <w:p>
+            <w:pPr>
               <w:rPr>
                 <w:rFonts w:cs="Arial"/>
                 <w:sz w:val="18"/>
                 <w:szCs w:val="18"/>
-              </w:rPr>
-              <w:t>modernos</w:t>
-            </w:r>
-            <w:proofErr w:type="spellEnd"/>
+                <w:lang w:val="es-CO"/>
+              </w:rPr>
+            </w:pPr>
             <w:r>
               <w:rPr>
                 <w:rFonts w:cs="Arial"/>
                 <w:sz w:val="18"/>
                 <w:szCs w:val="18"/>
+                <w:lang w:val="es-CO"/>
+              </w:rPr>
+              <w:t>Hosting</w:t>
+            </w:r>
+          </w:p>
+        </w:tc>
+        <w:tc>
+          <w:tcPr>
+            <w:tcW w:w="6819" w:type="dxa"/>
+            <w:shd w:val="clear" w:color="auto" w:fill="F7FAFC"/>
+            <w:vAlign w:val="center"/>
+          </w:tcPr>
+          <w:p>
+            <w:pPr>
+              <w:rPr>
+                <w:rFonts w:cs="Arial"/>
+                <w:sz w:val="18"/>
+                <w:szCs w:val="18"/>
+                <w:lang w:val="es-CO"/>
+              </w:rPr>
+            </w:pPr>
+            <w:r>
+              <w:rPr>
+                <w:rFonts w:cs="Arial"/>
+                <w:sz w:val="18"/>
+                <w:szCs w:val="18"/>
+                <w:lang w:val="es-CO"/>
+              </w:rPr>
+              <w:t>Firebase Hosting o hosting estático HTTPS</w:t>
+            </w:r>
+            <w:r>
+              <w:rPr>
+                <w:rFonts w:cs="Arial"/>
+                <w:sz w:val="18"/>
+                <w:szCs w:val="18"/>
+                <w:lang w:val="es-CO"/>
               </w:rPr>
               <w:t>.</w:t>
             </w:r>
@@ -4897,14 +4254,13 @@
                 <w:szCs w:val="18"/>
                 <w:lang w:val="es-CO"/>
               </w:rPr>
-              <w:t>Hosting</w:t>
+              <w:t>Dependencias</w:t>
             </w:r>
           </w:p>
         </w:tc>
         <w:tc>
           <w:tcPr>
             <w:tcW w:w="6819" w:type="dxa"/>
-            <w:shd w:val="clear" w:color="auto" w:fill="F7FAFC"/>
             <w:vAlign w:val="center"/>
           </w:tcPr>
           <w:p>
@@ -4923,7 +4279,7 @@
                 <w:szCs w:val="18"/>
                 <w:lang w:val="es-CO"/>
               </w:rPr>
-              <w:t>Firebase Hosting o hosting estático HTTPS</w:t>
+              <w:t>Firebase SDK y conexión a internet</w:t>
             </w:r>
             <w:r>
               <w:rPr>
@@ -4963,71 +4319,6 @@
                 <w:szCs w:val="18"/>
                 <w:lang w:val="es-CO"/>
               </w:rPr>
-              <w:t>Dependencias</w:t>
-            </w:r>
-          </w:p>
-        </w:tc>
-        <w:tc>
-          <w:tcPr>
-            <w:tcW w:w="6819" w:type="dxa"/>
-            <w:vAlign w:val="center"/>
-          </w:tcPr>
-          <w:p>
-            <w:pPr>
-              <w:rPr>
-                <w:rFonts w:cs="Arial"/>
-                <w:sz w:val="18"/>
-                <w:szCs w:val="18"/>
-                <w:lang w:val="es-CO"/>
-              </w:rPr>
-            </w:pPr>
-            <w:r>
-              <w:rPr>
-                <w:rFonts w:cs="Arial"/>
-                <w:sz w:val="18"/>
-                <w:szCs w:val="18"/>
-                <w:lang w:val="es-CO"/>
-              </w:rPr>
-              <w:t>Firebase SDK y conexión a internet</w:t>
-            </w:r>
-            <w:r>
-              <w:rPr>
-                <w:rFonts w:cs="Arial"/>
-                <w:sz w:val="18"/>
-                <w:szCs w:val="18"/>
-                <w:lang w:val="es-CO"/>
-              </w:rPr>
-              <w:t>.</w:t>
-            </w:r>
-          </w:p>
-        </w:tc>
-      </w:tr>
-      <w:tr>
-        <w:trPr>
-          <w:jc w:val="center"/>
-        </w:trPr>
-        <w:tc>
-          <w:tcPr>
-            <w:tcW w:w="2235" w:type="dxa"/>
-            <w:shd w:val="clear" w:color="auto" w:fill="EAF3FA"/>
-            <w:vAlign w:val="center"/>
-          </w:tcPr>
-          <w:p>
-            <w:pPr>
-              <w:rPr>
-                <w:rFonts w:cs="Arial"/>
-                <w:sz w:val="18"/>
-                <w:szCs w:val="18"/>
-                <w:lang w:val="es-CO"/>
-              </w:rPr>
-            </w:pPr>
-            <w:r>
-              <w:rPr>
-                <w:rFonts w:cs="Arial"/>
-                <w:sz w:val="18"/>
-                <w:szCs w:val="18"/>
-                <w:lang w:val="es-CO"/>
-              </w:rPr>
               <w:t>Navegadores</w:t>
             </w:r>
           </w:p>
@@ -5109,7 +4400,7 @@
                 <w:szCs w:val="18"/>
                 <w:lang w:val="es-CO"/>
               </w:rPr>
-              <w:t>iniciar_sarc.bat como entrada principal y app.py como servidor local</w:t>
+              <w:t>iniciar_sarc.vbs como entrada principal silenciosa y app.py como servidor local</w:t>
             </w:r>
           </w:p>
         </w:tc>
@@ -5268,22 +4559,29 @@
     <w:p>
       <w:pPr>
         <w:pStyle w:val="Listaconvietas"/>
-        <w:jc w:val="both"/>
-        <w:rPr>
-          <w:rFonts w:cs="Arial"/>
-          <w:sz w:val="24"/>
-          <w:szCs w:val="24"/>
+        <w:rPr>
+          <w:sz w:val="24"/>
+          <w:szCs w:val="28"/>
           <w:lang w:val="es-CO"/>
         </w:rPr>
       </w:pPr>
       <w:r>
         <w:rPr>
-          <w:rFonts w:cs="Arial"/>
-          <w:sz w:val="24"/>
-          <w:szCs w:val="24"/>
-          <w:lang w:val="es-CO"/>
-        </w:rPr>
-        <w:t>Ejecutar localmente con iniciar_sarc.bat y abrir http://localhost:8000/ de forma automática.</w:t>
+          <w:color w:val="1F2937"/>
+          <w:sz w:val="24"/>
+          <w:szCs w:val="28"/>
+          <w:lang w:val="es-CO"/>
+        </w:rPr>
+        <w:t xml:space="preserve">Para instalar en Windows, ejecutar </w:t>
+      </w:r>
+      <w:r>
+        <w:rPr>
+          <w:color w:val="1F2937"/>
+          <w:sz w:val="24"/>
+          <w:szCs w:val="28"/>
+          <w:lang w:val="es-CO"/>
+        </w:rPr>
+        <w:t>instalar_proyecto_sarc.bat como administrador; el instalador copia el proyecto en C:\Program Files\Proyecto_SARC y crea el acceso directo Proyecto SARC.</w:t>
       </w:r>
     </w:p>
     <w:p>
@@ -5292,6 +4590,63 @@
         <w:jc w:val="both"/>
         <w:rPr>
           <w:rFonts w:cs="Arial"/>
+          <w:sz w:val="32"/>
+          <w:szCs w:val="32"/>
+          <w:lang w:val="es-CO"/>
+        </w:rPr>
+      </w:pPr>
+      <w:r>
+        <w:rPr>
+          <w:color w:val="1F2937"/>
+          <w:sz w:val="24"/>
+          <w:szCs w:val="28"/>
+          <w:lang w:val="es-CO"/>
+        </w:rPr>
+        <w:t xml:space="preserve">Al abrir la </w:t>
+      </w:r>
+      <w:r>
+        <w:rPr>
+          <w:color w:val="1F2937"/>
+          <w:sz w:val="24"/>
+          <w:szCs w:val="28"/>
+          <w:lang w:val="es-CO"/>
+        </w:rPr>
+        <w:t>aplicación</w:t>
+      </w:r>
+      <w:r>
+        <w:rPr>
+          <w:color w:val="1F2937"/>
+          <w:sz w:val="24"/>
+          <w:szCs w:val="28"/>
+          <w:lang w:val="es-CO"/>
+        </w:rPr>
+        <w:t xml:space="preserve"> instalada, el acceso directo ejecuta iniciar_sarc.vbs; este lanzador inicia app.py en segundo plano y abre http://localhost:8000/ </w:t>
+      </w:r>
+      <w:r>
+        <w:rPr>
+          <w:color w:val="1F2937"/>
+          <w:sz w:val="24"/>
+          <w:szCs w:val="28"/>
+          <w:lang w:val="es-CO"/>
+        </w:rPr>
+        <w:t>automáticamente</w:t>
+      </w:r>
+      <w:r>
+        <w:rPr>
+          <w:color w:val="1F2937"/>
+          <w:sz w:val="24"/>
+          <w:szCs w:val="28"/>
+          <w:lang w:val="es-CO"/>
+        </w:rPr>
+        <w:t xml:space="preserve"> sin mostrar terminal.</w:t>
+      </w:r>
+    </w:p>
+    <w:p>
+      <w:pPr>
+        <w:pStyle w:val="Listaconvietas"/>
+        <w:jc w:val="both"/>
+        <w:rPr>
+          <w:rFonts w:cs="Arial"/>
           <w:sz w:val="24"/>
           <w:szCs w:val="24"/>
           <w:lang w:val="es-CO"/>
@@ -5444,27 +4799,7 @@
           <w:szCs w:val="24"/>
           <w:lang w:val="es-CO"/>
         </w:rPr>
-        <w:t xml:space="preserve"> </w:t>
-      </w:r>
-      <w:proofErr w:type="spellStart"/>
-      <w:r>
-        <w:rPr>
-          <w:rFonts w:cs="Arial"/>
-          <w:sz w:val="24"/>
-          <w:szCs w:val="24"/>
-          <w:lang w:val="es-CO"/>
-        </w:rPr>
-        <w:t>habeasData</w:t>
-      </w:r>
-      <w:proofErr w:type="spellEnd"/>
-      <w:r>
-        <w:rPr>
-          <w:rFonts w:cs="Arial"/>
-          <w:sz w:val="24"/>
-          <w:szCs w:val="24"/>
-          <w:lang w:val="es-CO"/>
-        </w:rPr>
-        <w:t>.</w:t>
+        <w:t xml:space="preserve"> habeasData.</w:t>
       </w:r>
     </w:p>
     <w:p>
@@ -5484,27 +4819,8 @@
           <w:szCs w:val="24"/>
           <w:lang w:val="es-CO"/>
         </w:rPr>
-        <w:t xml:space="preserve">Las reglas de Firestore verifican que el usuario autenticado coincida con el userId del documento consultado o modificado. Esto protege usuarios, cursos, recomendaciones y </w:t>
-      </w:r>
-      <w:proofErr w:type="spellStart"/>
-      <w:r>
-        <w:rPr>
-          <w:rFonts w:cs="Arial"/>
-          <w:sz w:val="24"/>
-          <w:szCs w:val="24"/>
-          <w:lang w:val="es-CO"/>
-        </w:rPr>
-        <w:t>tareasAsistente</w:t>
-      </w:r>
-      <w:proofErr w:type="spellEnd"/>
-      <w:r>
-        <w:rPr>
-          <w:rFonts w:cs="Arial"/>
-          <w:sz w:val="24"/>
-          <w:szCs w:val="24"/>
-          <w:lang w:val="es-CO"/>
-        </w:rPr>
-        <w:t xml:space="preserve"> contra acceso cruzado. Como mejora futura se </w:t>
+        <w:lastRenderedPageBreak/>
+        <w:t xml:space="preserve">Las reglas de Firestore verifican que el usuario autenticado coincida con el userId del documento consultado o modificado. Esto protege usuarios, cursos, recomendaciones y tareasAsistente contra acceso cruzado. Como mejora futura se </w:t>
       </w:r>
       <w:r>
         <w:rPr>
@@ -5542,7 +4858,6 @@
           <w:szCs w:val="24"/>
           <w:lang w:val="es-CO"/>
         </w:rPr>
-        <w:lastRenderedPageBreak/>
         <w:t xml:space="preserve">La funcionalidad Reiniciar demo se protege por perfil: el </w:t>
       </w:r>
       <w:r>
@@ -5597,27 +4912,7 @@
           <w:szCs w:val="24"/>
           <w:lang w:val="es-CO"/>
         </w:rPr>
-        <w:t xml:space="preserve">@unisabaneta.edu.co y </w:t>
-      </w:r>
-      <w:proofErr w:type="spellStart"/>
-      <w:r>
-        <w:rPr>
-          <w:rFonts w:cs="Arial"/>
-          <w:sz w:val="24"/>
-          <w:szCs w:val="24"/>
-          <w:lang w:val="es-CO"/>
-        </w:rPr>
-        <w:t>resetSarcDemo</w:t>
-      </w:r>
-      <w:proofErr w:type="spellEnd"/>
-      <w:r>
-        <w:rPr>
-          <w:rFonts w:cs="Arial"/>
-          <w:sz w:val="24"/>
-          <w:szCs w:val="24"/>
-          <w:lang w:val="es-CO"/>
-        </w:rPr>
-        <w:t>() valida nuevamente el correo autenticado antes de ejecutar el reinicio. Esto evita que</w:t>
+        <w:t>@unisabaneta.edu.co y resetSarcDemo() valida nuevamente el correo autenticado antes de ejecutar el reinicio. Esto evita que</w:t>
       </w:r>
       <w:r>
         <w:rPr>
@@ -5979,25 +5274,7 @@
           <w:szCs w:val="28"/>
           <w:lang w:val="es-CO"/>
         </w:rPr>
-        <w:t xml:space="preserve">Google Firebase. (2024). Firebase </w:t>
-      </w:r>
-      <w:proofErr w:type="spellStart"/>
-      <w:r>
-        <w:rPr>
-          <w:sz w:val="24"/>
-          <w:szCs w:val="28"/>
-          <w:lang w:val="es-CO"/>
-        </w:rPr>
-        <w:t>Documentation</w:t>
-      </w:r>
-      <w:proofErr w:type="spellEnd"/>
-      <w:r>
-        <w:rPr>
-          <w:sz w:val="24"/>
-          <w:szCs w:val="28"/>
-          <w:lang w:val="es-CO"/>
-        </w:rPr>
-        <w:t>. Google LLC. Recuperado de https://firebase.google.com/docs</w:t>
+        <w:t>Google Firebase. (2024). Firebase Documentation. Google LLC. Recuperado de https://firebase.google.com/docs</w:t>
       </w:r>
     </w:p>
     <w:p>
@@ -6021,55 +5298,7 @@
           <w:sz w:val="24"/>
           <w:szCs w:val="28"/>
         </w:rPr>
-        <w:t xml:space="preserve">Instituto </w:t>
-      </w:r>
-      <w:proofErr w:type="spellStart"/>
-      <w:r>
-        <w:rPr>
-          <w:sz w:val="24"/>
-          <w:szCs w:val="28"/>
-        </w:rPr>
-        <w:t>Colombiano</w:t>
-      </w:r>
-      <w:proofErr w:type="spellEnd"/>
-      <w:r>
-        <w:rPr>
-          <w:sz w:val="24"/>
-          <w:szCs w:val="28"/>
-        </w:rPr>
-        <w:t xml:space="preserve"> de Normas </w:t>
-      </w:r>
-      <w:proofErr w:type="spellStart"/>
-      <w:r>
-        <w:rPr>
-          <w:sz w:val="24"/>
-          <w:szCs w:val="28"/>
-        </w:rPr>
-        <w:t>Técnicas</w:t>
-      </w:r>
-      <w:proofErr w:type="spellEnd"/>
-      <w:r>
-        <w:rPr>
-          <w:sz w:val="24"/>
-          <w:szCs w:val="28"/>
-        </w:rPr>
-        <w:t xml:space="preserve"> y </w:t>
-      </w:r>
-      <w:proofErr w:type="spellStart"/>
-      <w:r>
-        <w:rPr>
-          <w:sz w:val="24"/>
-          <w:szCs w:val="28"/>
-        </w:rPr>
-        <w:t>Certificación</w:t>
-      </w:r>
-      <w:proofErr w:type="spellEnd"/>
-      <w:r>
-        <w:rPr>
-          <w:sz w:val="24"/>
-          <w:szCs w:val="28"/>
-        </w:rPr>
-        <w:t>.</w:t>
+        <w:t>Instituto Colombiano de Normas Técnicas y Certificación.</w:t>
       </w:r>
     </w:p>
     <w:sectPr>
@@ -6371,7 +5600,7 @@
   <w:abstractNum w:abstractNumId="8" w15:restartNumberingAfterBreak="0">
     <w:nsid w:val="FFFFFF89"/>
     <w:multiLevelType w:val="singleLevel"/>
-    <w:tmpl w:val="29761A62"/>
+    <w:tmpl w:val="820C9F6A"/>
     <w:lvl w:ilvl="0">
       <w:start w:val="1"/>
       <w:numFmt w:val="bullet"/>
@@ -6386,6 +5615,8 @@
       </w:pPr>
       <w:rPr>
         <w:rFonts w:ascii="Symbol" w:hAnsi="Symbol" w:hint="default"/>
+        <w:sz w:val="24"/>
+        <w:szCs w:val="24"/>
       </w:rPr>
     </w:lvl>
   </w:abstractNum>
